--- a/Evolution/chapters/26 - The Mind's I - Evolution and the Self - Funny.docx
+++ b/Evolution/chapters/26 - The Mind's I - Evolution and the Self - Funny.docx
@@ -14,7 +14,7 @@
     </w:p>
     <w:p>
       <w:pPr>
-        <w:pStyle w:val="Heading1"/>
+        <w:pStyle w:val="ChapterLabel"/>
         <w:ind w:left="0" w:right="0" w:firstLine="0"/>
         <w:jc w:val="center"/>
       </w:pPr>
@@ -34,7 +34,7 @@
     </w:p>
     <w:p>
       <w:pPr>
-        <w:pStyle w:val="Heading1"/>
+        <w:pStyle w:val="Heading2"/>
         <w:ind w:left="0" w:right="0" w:firstLine="0"/>
         <w:jc w:val="center"/>
       </w:pPr>
@@ -124,7 +124,7 @@
         <w:t>The Mind's I</w:t>
       </w:r>
       <w:r>
-        <w:t xml:space="preserve"> is a 1981 essay collection.</w:t>
+        <w:t xml:space="preserve"> is a 1981 collection of essays and stories.</w:t>
       </w:r>
       <w:r>
         <w:br/>
@@ -149,7 +149,7 @@
     </w:p>
     <w:p>
       <w:pPr>
-        <w:pStyle w:val="Heading1"/>
+        <w:pStyle w:val="Heading2"/>
         <w:ind w:left="0" w:right="0" w:firstLine="0"/>
         <w:jc w:val="center"/>
       </w:pPr>
@@ -173,7 +173,7 @@
       <w:r>
         <w:br/>
         <w:br/>
-        <w:t>The philosopher Thomas Nagel is there with “What Is It Like to Be a Bat?”</w:t>
+        <w:t>The philosopher Thomas Nagel is there with his 1974 essay “What Is It Like to Be a Bat?”</w:t>
       </w:r>
       <w:r>
         <w:br/>
@@ -183,7 +183,7 @@
       <w:r>
         <w:br/>
         <w:br/>
-        <w:t>The philosopher John Searle is there with his Chinese Room.</w:t>
+        <w:t>The philosopher John Searle is there with his Chinese Room, first published in 1980.</w:t>
       </w:r>
       <w:r>
         <w:br/>
@@ -243,12 +243,12 @@
     </w:p>
     <w:p>
       <w:pPr>
-        <w:pStyle w:val="Heading1"/>
+        <w:pStyle w:val="Heading2"/>
         <w:ind w:left="0" w:right="0" w:firstLine="0"/>
         <w:jc w:val="center"/>
       </w:pPr>
       <w:r>
-        <w:t>Evolution Has an Interesting Answer to “Where Did I Come From?”</w:t>
+        <w:t>Why Evolution Would Build a Self-Model</w:t>
       </w:r>
     </w:p>
     <w:p>
@@ -314,87 +314,9 @@
         <w:br/>
         <w:t>Eventually, it may start recognizing something stranger still: itself.</w:t>
       </w:r>
-    </w:p>
-    <w:p>
-      <w:pPr>
-        <w:pStyle w:val="Heading1"/>
-        <w:ind w:left="0" w:right="0" w:firstLine="0"/>
-        <w:jc w:val="center"/>
-      </w:pPr>
       <w:r>
-        <w:t>There Is Probably No Tiny Self in There</w:t>
-      </w:r>
-    </w:p>
-    <w:p>
-      <w:pPr>
-        <w:ind w:left="0" w:right="0" w:firstLine="0"/>
-        <w:jc w:val="center"/>
-      </w:pPr>
-      <w:r>
-        <w:t>Open up a brain and you will not find a little person sitting at a control panel.</w:t>
-      </w:r>
-      <w:r>
-        <w:br/>
-        <w:br/>
-        <w:t>There is no miniature you in there, wearing a tiny headset.</w:t>
-      </w:r>
-      <w:r>
-        <w:br/>
-        <w:br/>
-        <w:t>There are neurons, which is just the name for brain cells, wired into vast networks.</w:t>
-      </w:r>
-      <w:r>
-        <w:br/>
-        <w:br/>
-        <w:t>There are electrical signals, chemical processes, memory systems, senses, prediction systems, and systems that control movement.</w:t>
-      </w:r>
-      <w:r>
-        <w:br/>
-        <w:br/>
-        <w:t>All of them constantly feed information back and forth to each other.</w:t>
-      </w:r>
-      <w:r>
-        <w:br/>
-        <w:br/>
-        <w:t>So maybe the self isn't a separate object hiding in there somewhere.</w:t>
-      </w:r>
-      <w:r>
-        <w:br/>
-        <w:br/>
-        <w:t>Maybe it's a pattern, produced by all of those systems working together.</w:t>
-      </w:r>
-      <w:r>
-        <w:br/>
-        <w:br/>
-        <w:t>That idea is scientifically appealing.</w:t>
-      </w:r>
-      <w:r>
-        <w:br/>
-        <w:br/>
-        <w:t>It's also, if you sit with it, a little unsettling.</w:t>
-      </w:r>
-      <w:r>
-        <w:br/>
-        <w:br/>
-        <w:t>Because if the self is just a pattern, we have to ask: what keeps the pattern going?</w:t>
-      </w:r>
-    </w:p>
-    <w:p>
-      <w:pPr>
-        <w:pStyle w:val="Heading1"/>
-        <w:ind w:left="0" w:right="0" w:firstLine="0"/>
-        <w:jc w:val="center"/>
-      </w:pPr>
-      <w:r>
-        <w:t>The Self as a Biological Model</w:t>
-      </w:r>
-    </w:p>
-    <w:p>
-      <w:pPr>
-        <w:ind w:left="0" w:right="0" w:firstLine="0"/>
-        <w:jc w:val="center"/>
-      </w:pPr>
-      <w:r>
+        <w:br/>
+        <w:br/>
         <w:t>Every animal needs a model of the world, a working picture of what's out there.</w:t>
       </w:r>
       <w:r>
@@ -464,22 +386,62 @@
       <w:r>
         <w:br/>
         <w:br/>
-        <w:t>A thermostat carries information about temperature, but it doesn't have opinions about Tuesday.</w:t>
+        <w:t>A thermostat carries information about temperature, but it has no opinions about the weather.</w:t>
       </w:r>
       <w:r>
         <w:br/>
         <w:br/>
         <w:t>Still, a self-model that grows more detailed over evolutionary time could become enormously useful.</w:t>
+      </w:r>
+      <w:r>
+        <w:br/>
+        <w:br/>
+        <w:t>Self-awareness sounds like a topic for a philosophy class.</w:t>
+      </w:r>
+      <w:r>
+        <w:br/>
+        <w:br/>
+        <w:t>But some of its uses are refreshingly practical.</w:t>
+      </w:r>
+      <w:r>
+        <w:br/>
+        <w:br/>
+        <w:t>If you know you're tired, you can change your plans.</w:t>
+      </w:r>
+      <w:r>
+        <w:br/>
+        <w:br/>
+        <w:t>If you know you tend to panic under pressure, you can prepare for it ahead of time.</w:t>
+      </w:r>
+      <w:r>
+        <w:br/>
+        <w:br/>
+        <w:t>If you know what you're good at, you can pick tasks that fit.</w:t>
+      </w:r>
+      <w:r>
+        <w:br/>
+        <w:br/>
+        <w:t>If you know what someone else thinks of you, you can adjust how you act around them.</w:t>
+      </w:r>
+      <w:r>
+        <w:br/>
+        <w:br/>
+        <w:t>A self-model can be useful for all of these reasons.</w:t>
+      </w:r>
+      <w:r>
+        <w:br/>
+        <w:br/>
+        <w:t>It doesn't need anyone to sit down and ask the big question, “Who am I?”</w:t>
       </w:r>
     </w:p>
     <w:p>
       <w:pPr>
-        <w:pStyle w:val="Heading1"/>
+        <w:pStyle w:val="Heading2"/>
         <w:ind w:left="0" w:right="0" w:firstLine="0"/>
         <w:jc w:val="center"/>
       </w:pPr>
       <w:r>
-        <w:t>The Strange Loop Enters the Animal</w:t>
+        <w:t>No Watcher Behind the Watcher</w:t>
       </w:r>
     </w:p>
     <w:p>
@@ -488,6 +450,70 @@
         <w:jc w:val="center"/>
       </w:pPr>
       <w:r>
+        <w:t>Chapter 23 argued that the self is a pattern, not a tiny person at a control panel, and Chapter 25 showed why a little watcher inside your head explains nothing.</w:t>
+      </w:r>
+      <w:r>
+        <w:br/>
+        <w:br/>
+        <w:t>The Mind's I pushes the same question from another side.</w:t>
+      </w:r>
+      <w:r>
+        <w:br/>
+        <w:br/>
+        <w:t>The title is clever for a reason.</w:t>
+      </w:r>
+      <w:r>
+        <w:br/>
+        <w:br/>
+        <w:t>It asks you to separate two things that usually feel like one.</w:t>
+      </w:r>
+      <w:r>
+        <w:br/>
+        <w:br/>
+        <w:t>Those two things are the mind, and the “I” that seems to own the mind.</w:t>
+      </w:r>
+      <w:r>
+        <w:br/>
+        <w:br/>
+        <w:t>Who is having the thoughts?</w:t>
+      </w:r>
+      <w:r>
+        <w:br/>
+        <w:br/>
+        <w:t>Who owns the memories?</w:t>
+      </w:r>
+      <w:r>
+        <w:br/>
+        <w:br/>
+        <w:t>Who is watching the mental movie play?</w:t>
+      </w:r>
+      <w:r>
+        <w:br/>
+        <w:br/>
+        <w:t>And if there's a watcher in there, who is watching the watcher?</w:t>
+      </w:r>
+      <w:r>
+        <w:br/>
+        <w:br/>
+        <w:t>That last question is dangerous.</w:t>
+      </w:r>
+      <w:r>
+        <w:br/>
+        <w:br/>
+        <w:t xml:space="preserve">It can spiral into an </w:t>
+      </w:r>
+      <w:r>
+        <w:rPr>
+          <w:b/>
+        </w:rPr>
+        <w:t>infinite regress</w:t>
+      </w:r>
+      <w:r>
+        <w:t>, an endless chain of watchers with no bottom and no place to stop.</w:t>
+      </w:r>
+      <w:r>
+        <w:br/>
+        <w:br/>
         <w:t>Now imagine a brain that can represent its own representations, a model that can look at itself.</w:t>
       </w:r>
       <w:r>
@@ -522,36 +548,7 @@
         <w:t>recursive</w:t>
       </w:r>
       <w:r>
-        <w:t xml:space="preserve"> bureaucracy.</w:t>
-      </w:r>
-      <w:r>
-        <w:br/>
-        <w:br/>
-        <w:t>Recursive just means something that loops back and refers to itself.</w:t>
-      </w:r>
-      <w:r>
-        <w:br/>
-        <w:br/>
-        <w:t>Think of a hall of mirrors, or a form that asks you to attach a copy of itself.</w:t>
-      </w:r>
-      <w:r>
-        <w:br/>
-        <w:br/>
-        <w:t>Picture every department checking whether the department before it filled out the correct form, forever.</w:t>
-      </w:r>
-      <w:r>
-        <w:br/>
-        <w:br/>
-        <w:t xml:space="preserve">Hofstadter has a name for this kind of self-reference: a </w:t>
-      </w:r>
-      <w:r>
-        <w:rPr>
-          <w:b/>
-        </w:rPr>
-        <w:t>strange loop</w:t>
-      </w:r>
-      <w:r>
-        <w:t>, a system that watches itself watching itself.</w:t>
+        <w:t xml:space="preserve"> bureaucracy, a system that loops back and refers to itself, like a form that asks you to attach a copy of itself.</w:t>
       </w:r>
       <w:r>
         <w:br/>
@@ -562,70 +559,51 @@
         <w:br/>
         <w:br/>
         <w:t>It's representing itself in the act of representing the world.</w:t>
+      </w:r>
+      <w:r>
+        <w:br/>
+        <w:br/>
+        <w:t>Luckily, brains don't need an infinite stack of tiny observers to pull this off.</w:t>
+      </w:r>
+      <w:r>
+        <w:br/>
+        <w:br/>
+        <w:t>They can use self-referencing representations without needing a separate observer sitting at every level.</w:t>
+      </w:r>
+      <w:r>
+        <w:br/>
+        <w:br/>
+        <w:t>A system can contain a model of itself.</w:t>
+      </w:r>
+      <w:r>
+        <w:br/>
+        <w:br/>
+        <w:t>That model can contain information about the system's own state.</w:t>
+      </w:r>
+      <w:r>
+        <w:br/>
+        <w:br/>
+        <w:t>The process can simply stop there, with no further observer required.</w:t>
+      </w:r>
+      <w:r>
+        <w:br/>
+        <w:br/>
+        <w:t>There doesn't have to be a tiny watcher inside the watcher inside the watcher, forever.</w:t>
+      </w:r>
+      <w:r>
+        <w:br/>
+        <w:br/>
+        <w:t>The strange loop can be a network of processes influencing each other, rather than a staircase of little people going up forever.</w:t>
       </w:r>
     </w:p>
     <w:p>
       <w:pPr>
-        <w:pStyle w:val="Heading1"/>
+        <w:pStyle w:val="Heading2"/>
         <w:ind w:left="0" w:right="0" w:firstLine="0"/>
         <w:jc w:val="center"/>
       </w:pPr>
       <w:r>
-        <w:t>Why Evolution Might Like a Self-Model</w:t>
-      </w:r>
-    </w:p>
-    <w:p>
-      <w:pPr>
-        <w:ind w:left="0" w:right="0" w:firstLine="0"/>
-        <w:jc w:val="center"/>
-      </w:pPr>
-      <w:r>
-        <w:t>Self-awareness sounds like a topic for a philosophy class.</w:t>
-      </w:r>
-      <w:r>
-        <w:br/>
-        <w:br/>
-        <w:t>But some of its uses are refreshingly practical.</w:t>
-      </w:r>
-      <w:r>
-        <w:br/>
-        <w:br/>
-        <w:t>If you know you're tired, you can change your plans.</w:t>
-      </w:r>
-      <w:r>
-        <w:br/>
-        <w:br/>
-        <w:t>If you know you tend to panic under pressure, you can prepare for it ahead of time.</w:t>
-      </w:r>
-      <w:r>
-        <w:br/>
-        <w:br/>
-        <w:t>If you know what you're good at, you can pick tasks that fit.</w:t>
-      </w:r>
-      <w:r>
-        <w:br/>
-        <w:br/>
-        <w:t>If you know what someone else thinks of you, you can adjust how you act around them.</w:t>
-      </w:r>
-      <w:r>
-        <w:br/>
-        <w:br/>
-        <w:t>A self-model can be useful for all of these reasons.</w:t>
-      </w:r>
-      <w:r>
-        <w:br/>
-        <w:br/>
-        <w:t>It doesn't need anyone to sit down and ask the big question, “Who am I?”</w:t>
-      </w:r>
-    </w:p>
-    <w:p>
-      <w:pPr>
-        <w:pStyle w:val="Heading1"/>
-        <w:ind w:left="0" w:right="0" w:firstLine="0"/>
-        <w:jc w:val="center"/>
-      </w:pPr>
-      <w:r>
-        <w:t>And Then the Self Starts Narrating</w:t>
+        <w:t>The Self That Narrates</w:t>
       </w:r>
     </w:p>
     <w:p>
@@ -700,132 +678,60 @@
         <w:br/>
         <w:t>The machinery underneath it is anything but.</w:t>
       </w:r>
+      <w:r>
+        <w:br/>
+        <w:br/>
+        <w:t>One possibility: the self is partly a story your brain constructs.</w:t>
+      </w:r>
+      <w:r>
+        <w:br/>
+        <w:br/>
+        <w:t>The brain takes in information from many different systems at once.</w:t>
+      </w:r>
+      <w:r>
+        <w:br/>
+        <w:br/>
+        <w:t>It integrates some of it, remembers some of it, and predicts some of it.</w:t>
+      </w:r>
+      <w:r>
+        <w:br/>
+        <w:br/>
+        <w:t>Then it builds all of that into one coherent account.</w:t>
+      </w:r>
+      <w:r>
+        <w:br/>
+        <w:br/>
+        <w:t>This is happening to me.</w:t>
+      </w:r>
+      <w:r>
+        <w:br/>
+        <w:br/>
+        <w:t>I did that.</w:t>
+      </w:r>
+      <w:r>
+        <w:br/>
+        <w:br/>
+        <w:t>I want this.</w:t>
+      </w:r>
+      <w:r>
+        <w:br/>
+        <w:br/>
+        <w:t>I remember that.</w:t>
+      </w:r>
+      <w:r>
+        <w:br/>
+        <w:br/>
+        <w:t>The story can be enormously useful, even if there's no single spot in the brain where “the story” is physically stored.</w:t>
+      </w:r>
     </w:p>
     <w:p>
       <w:pPr>
-        <w:pStyle w:val="Heading1"/>
+        <w:pStyle w:val="Heading2"/>
         <w:ind w:left="0" w:right="0" w:firstLine="0"/>
         <w:jc w:val="center"/>
       </w:pPr>
       <w:r>
-        <w:t>What Is the Mind's I?</w:t>
-      </w:r>
-    </w:p>
-    <w:p>
-      <w:pPr>
-        <w:ind w:left="0" w:right="0" w:firstLine="0"/>
-        <w:jc w:val="center"/>
-      </w:pPr>
-      <w:r>
-        <w:t>The title is clever for a reason.</w:t>
-      </w:r>
-      <w:r>
-        <w:br/>
-        <w:br/>
-        <w:t>It asks you to separate two things that usually feel like one.</w:t>
-      </w:r>
-      <w:r>
-        <w:br/>
-        <w:br/>
-        <w:t>Those two things are the mind, and the “I” that seems to own the mind.</w:t>
-      </w:r>
-      <w:r>
-        <w:br/>
-        <w:br/>
-        <w:t>Who is having the thoughts?</w:t>
-      </w:r>
-      <w:r>
-        <w:br/>
-        <w:br/>
-        <w:t>Who owns the memories?</w:t>
-      </w:r>
-      <w:r>
-        <w:br/>
-        <w:br/>
-        <w:t>Who is watching the mental movie play?</w:t>
-      </w:r>
-      <w:r>
-        <w:br/>
-        <w:br/>
-        <w:t>And if there's a watcher in there, who is watching the watcher?</w:t>
-      </w:r>
-      <w:r>
-        <w:br/>
-        <w:br/>
-        <w:t>That last question is dangerous.</w:t>
-      </w:r>
-      <w:r>
-        <w:br/>
-        <w:br/>
-        <w:t xml:space="preserve">It can spiral into an </w:t>
-      </w:r>
-      <w:r>
-        <w:rPr>
-          <w:b/>
-        </w:rPr>
-        <w:t>infinite regress</w:t>
-      </w:r>
-      <w:r>
-        <w:t>, an endless chain of watchers with no bottom and no place to stop.</w:t>
-      </w:r>
-    </w:p>
-    <w:p>
-      <w:pPr>
-        <w:pStyle w:val="Heading1"/>
-        <w:ind w:left="0" w:right="0" w:firstLine="0"/>
-        <w:jc w:val="center"/>
-      </w:pPr>
-      <w:r>
-        <w:t>The Evolutionary Escape From Infinite Regress</w:t>
-      </w:r>
-    </w:p>
-    <w:p>
-      <w:pPr>
-        <w:ind w:left="0" w:right="0" w:firstLine="0"/>
-        <w:jc w:val="center"/>
-      </w:pPr>
-      <w:r>
-        <w:t>Luckily, brains don't need an infinite stack of tiny observers to pull this off.</w:t>
-      </w:r>
-      <w:r>
-        <w:br/>
-        <w:br/>
-        <w:t>They can use self-referencing representations without needing a separate observer sitting at every level.</w:t>
-      </w:r>
-      <w:r>
-        <w:br/>
-        <w:br/>
-        <w:t>A system can contain a model of itself.</w:t>
-      </w:r>
-      <w:r>
-        <w:br/>
-        <w:br/>
-        <w:t>That model can contain information about the system's own state.</w:t>
-      </w:r>
-      <w:r>
-        <w:br/>
-        <w:br/>
-        <w:t>The process can simply stop there, with no further observer required.</w:t>
-      </w:r>
-      <w:r>
-        <w:br/>
-        <w:br/>
-        <w:t>There doesn't have to be a tiny watcher inside the watcher inside the watcher, forever.</w:t>
-      </w:r>
-      <w:r>
-        <w:br/>
-        <w:br/>
-        <w:t>The strange loop can be a network of processes influencing each other, rather than a staircase of little people going up forever.</w:t>
-      </w:r>
-    </w:p>
-    <w:p>
-      <w:pPr>
-        <w:pStyle w:val="Heading1"/>
-        <w:ind w:left="0" w:right="0" w:firstLine="0"/>
-        <w:jc w:val="center"/>
-      </w:pPr>
-      <w:r>
-        <w:t>Can Mere Matter Think?</w:t>
+        <w:t>An Old City, Not a Clean Machine</w:t>
       </w:r>
     </w:p>
     <w:p>
@@ -895,143 +801,130 @@
         <w:br/>
         <w:t>The mystery is whether matter, organized in just the right way, can produce thought and felt experience.</w:t>
       </w:r>
+      <w:r>
+        <w:br/>
+        <w:br/>
+        <w:t>Evolution has had hundreds of millions of years to build brains, with no engineer running the show.</w:t>
+      </w:r>
+      <w:r>
+        <w:br/>
+        <w:br/>
+        <w:t>Old structures got repurposed for new jobs, and new functions got added on top of them.</w:t>
+      </w:r>
+      <w:r>
+        <w:br/>
+        <w:br/>
+        <w:t>So the brain isn't a machine designed from scratch on a blank page.</w:t>
+      </w:r>
+      <w:r>
+        <w:br/>
+        <w:br/>
+        <w:t>It's a historical construction: layer after layer of old solutions, piled on top of even older ones.</w:t>
+      </w:r>
+      <w:r>
+        <w:br/>
+        <w:br/>
+        <w:t>It's less like a clean modern computer and more like an old city where nobody ever tore anything down.</w:t>
+      </w:r>
+      <w:r>
+        <w:br/>
+        <w:br/>
+        <w:t>A human brain carries ancient biological machinery right alongside much newer systems.</w:t>
+      </w:r>
+      <w:r>
+        <w:br/>
+        <w:br/>
+        <w:t>Emotion interacts with reasoning.</w:t>
+      </w:r>
+      <w:r>
+        <w:br/>
+        <w:br/>
+        <w:t>Memory interacts with perception.</w:t>
+      </w:r>
+      <w:r>
+        <w:br/>
+        <w:br/>
+        <w:t>Prediction interacts with raw sensation.</w:t>
+      </w:r>
+      <w:r>
+        <w:br/>
+        <w:br/>
+        <w:t>Social instincts interact with abstract thought.</w:t>
+      </w:r>
+      <w:r>
+        <w:br/>
+        <w:br/>
+        <w:t>That messiness isn't necessarily a flaw.</w:t>
+      </w:r>
+      <w:r>
+        <w:br/>
+        <w:br/>
+        <w:t>Evolution modifies whatever already exists.</w:t>
+      </w:r>
+      <w:r>
+        <w:br/>
+        <w:br/>
+        <w:t>It doesn't usually scrap the whole organism and start fresh just because some architecture committee changed its mind.</w:t>
+      </w:r>
+      <w:r>
+        <w:br/>
+        <w:br/>
+        <w:t>We shouldn't swing too far the other way and picture the mind as pure software, floating free of biology.</w:t>
+      </w:r>
+      <w:r>
+        <w:br/>
+        <w:br/>
+        <w:t>Brains are embodied, meaning they live inside bodies and constantly regulate them.</w:t>
+      </w:r>
+      <w:r>
+        <w:br/>
+        <w:br/>
+        <w:t>They receive nonstop signals from organs.</w:t>
+      </w:r>
+      <w:r>
+        <w:br/>
+        <w:br/>
+        <w:t>They move through physical spaces.</w:t>
+      </w:r>
+      <w:r>
+        <w:br/>
+        <w:br/>
+        <w:t>Hormones alter behavior.</w:t>
+      </w:r>
+      <w:r>
+        <w:br/>
+        <w:br/>
+        <w:t>Hunger changes how you think.</w:t>
+      </w:r>
+      <w:r>
+        <w:br/>
+        <w:br/>
+        <w:t>Pain changes what you pay attention to.</w:t>
+      </w:r>
+      <w:r>
+        <w:br/>
+        <w:br/>
+        <w:t>Sleep changes how your mind works the next day.</w:t>
+      </w:r>
+      <w:r>
+        <w:br/>
+        <w:br/>
+        <w:t>Evolution didn't build an abstract mind first and then bolt on a body afterward.</w:t>
+      </w:r>
+      <w:r>
+        <w:br/>
+        <w:br/>
+        <w:t>It built whole organisms, body and mind together, from the start.</w:t>
+      </w:r>
     </w:p>
     <w:p>
       <w:pPr>
-        <w:pStyle w:val="Heading1"/>
+        <w:pStyle w:val="Heading2"/>
         <w:ind w:left="0" w:right="0" w:firstLine="0"/>
         <w:jc w:val="center"/>
       </w:pPr>
       <w:r>
-        <w:t>Evolution Gives Us a Very Long Laboratory</w:t>
-      </w:r>
-    </w:p>
-    <w:p>
-      <w:pPr>
-        <w:ind w:left="0" w:right="0" w:firstLine="0"/>
-        <w:jc w:val="center"/>
-      </w:pPr>
-      <w:r>
-        <w:t>Evolution has had an almost unimaginable amount of time to experiment.</w:t>
-      </w:r>
-      <w:r>
-        <w:br/>
-        <w:br/>
-        <w:t>It has had far longer than all of recorded human history, repeated over and over.</w:t>
-      </w:r>
-      <w:r>
-        <w:br/>
-        <w:br/>
-        <w:t>It doesn't have a conscious engineer running the show.</w:t>
-      </w:r>
-      <w:r>
-        <w:br/>
-        <w:br/>
-        <w:t>It just tries variations.</w:t>
-      </w:r>
-      <w:r>
-        <w:br/>
-        <w:br/>
-        <w:t>Most disappear.</w:t>
-      </w:r>
-      <w:r>
-        <w:br/>
-        <w:br/>
-        <w:t>Some survive.</w:t>
-      </w:r>
-      <w:r>
-        <w:br/>
-        <w:br/>
-        <w:t>Some get modified.</w:t>
-      </w:r>
-      <w:r>
-        <w:br/>
-        <w:br/>
-        <w:t>Some become parts of bigger, more complicated systems.</w:t>
-      </w:r>
-      <w:r>
-        <w:br/>
-        <w:br/>
-        <w:t>Old structures get repurposed for new jobs, and new functions appear on top of them.</w:t>
-      </w:r>
-      <w:r>
-        <w:br/>
-        <w:br/>
-        <w:t>So the brain isn't a machine designed from scratch on a blank page.</w:t>
-      </w:r>
-      <w:r>
-        <w:br/>
-        <w:br/>
-        <w:t>It's a historical construction: layer after layer of old solutions, piled on top of even older ones.</w:t>
-      </w:r>
-      <w:r>
-        <w:br/>
-        <w:br/>
-        <w:t>It's less like a clean modern computer and more like an old city where nobody ever tore anything down.</w:t>
-      </w:r>
-    </w:p>
-    <w:p>
-      <w:pPr>
-        <w:pStyle w:val="Heading1"/>
-        <w:ind w:left="0" w:right="0" w:firstLine="0"/>
-        <w:jc w:val="center"/>
-      </w:pPr>
-      <w:r>
-        <w:t>Why the Brain Is So Messy</w:t>
-      </w:r>
-    </w:p>
-    <w:p>
-      <w:pPr>
-        <w:ind w:left="0" w:right="0" w:firstLine="0"/>
-        <w:jc w:val="center"/>
-      </w:pPr>
-      <w:r>
-        <w:t>A human brain carries ancient biological machinery right alongside much newer systems.</w:t>
-      </w:r>
-      <w:r>
-        <w:br/>
-        <w:br/>
-        <w:t>Emotion interacts with reasoning.</w:t>
-      </w:r>
-      <w:r>
-        <w:br/>
-        <w:br/>
-        <w:t>Memory interacts with perception.</w:t>
-      </w:r>
-      <w:r>
-        <w:br/>
-        <w:br/>
-        <w:t>Prediction interacts with raw sensation.</w:t>
-      </w:r>
-      <w:r>
-        <w:br/>
-        <w:br/>
-        <w:t>Social instincts interact with abstract thought.</w:t>
-      </w:r>
-      <w:r>
-        <w:br/>
-        <w:br/>
-        <w:t>That messiness isn't necessarily a flaw.</w:t>
-      </w:r>
-      <w:r>
-        <w:br/>
-        <w:br/>
-        <w:t>Evolution modifies whatever already exists.</w:t>
-      </w:r>
-      <w:r>
-        <w:br/>
-        <w:br/>
-        <w:t>It doesn't usually scrap the whole organism and start fresh just because some architecture committee changed its mind.</w:t>
-      </w:r>
-    </w:p>
-    <w:p>
-      <w:pPr>
-        <w:pStyle w:val="Heading1"/>
-        <w:ind w:left="0" w:right="0" w:firstLine="0"/>
-        <w:jc w:val="center"/>
-      </w:pPr>
-      <w:r>
-        <w:t>A Self Can Be Useful Without Being Fundamental</w:t>
+        <w:t>Real Without Being Fundamental</w:t>
       </w:r>
     </w:p>
     <w:p>
@@ -1087,10 +980,55 @@
         <w:br/>
         <w:t>It would just make it a different kind of thing, the kind built out of pattern and process rather than raw material.</w:t>
       </w:r>
+      <w:r>
+        <w:br/>
+        <w:br/>
+        <w:t>Chapter 1 described life itself as a pattern that persists while matter flows through it, like a whirlpool or a candle flame.</w:t>
+      </w:r>
+      <w:r>
+        <w:br/>
+        <w:br/>
+        <w:t>A self might work the same way.</w:t>
+      </w:r>
+      <w:r>
+        <w:br/>
+        <w:br/>
+        <w:t>The atoms in your body change.</w:t>
+      </w:r>
+      <w:r>
+        <w:br/>
+        <w:br/>
+        <w:t>Your memories change.</w:t>
+      </w:r>
+      <w:r>
+        <w:br/>
+        <w:br/>
+        <w:t>Your body changes.</w:t>
+      </w:r>
+      <w:r>
+        <w:br/>
+        <w:br/>
+        <w:t>Your beliefs change.</w:t>
+      </w:r>
+      <w:r>
+        <w:br/>
+        <w:br/>
+        <w:t>And yet a recognizable pattern, you, persists through all of it.</w:t>
+      </w:r>
+      <w:r>
+        <w:br/>
+        <w:br/>
+        <w:t>That's a strange kind of existence to have.</w:t>
+      </w:r>
+      <w:r>
+        <w:br/>
+        <w:br/>
+        <w:t>But biology is full of strange kinds of existence.</w:t>
+      </w:r>
     </w:p>
     <w:p>
       <w:pPr>
-        <w:pStyle w:val="Heading1"/>
+        <w:pStyle w:val="Heading2"/>
         <w:ind w:left="0" w:right="0" w:firstLine="0"/>
         <w:jc w:val="center"/>
       </w:pPr>
@@ -1160,227 +1098,6 @@
         <w:br/>
         <w:t>Subjective experience is just the plain fact that it feels like something to be you, right now, reading this.</w:t>
       </w:r>
-    </w:p>
-    <w:p>
-      <w:pPr>
-        <w:pStyle w:val="Heading1"/>
-        <w:ind w:left="0" w:right="0" w:firstLine="0"/>
-        <w:jc w:val="center"/>
-      </w:pPr>
-      <w:r>
-        <w:t>The Mind as a Story the Brain Tells</w:t>
-      </w:r>
-    </w:p>
-    <w:p>
-      <w:pPr>
-        <w:ind w:left="0" w:right="0" w:firstLine="0"/>
-        <w:jc w:val="center"/>
-      </w:pPr>
-      <w:r>
-        <w:t>One possibility: the self is partly a story your brain constructs.</w:t>
-      </w:r>
-      <w:r>
-        <w:br/>
-        <w:br/>
-        <w:t>The brain takes in information from many different systems at once.</w:t>
-      </w:r>
-      <w:r>
-        <w:br/>
-        <w:br/>
-        <w:t>It integrates some of it, remembers some of it, and predicts some of it.</w:t>
-      </w:r>
-      <w:r>
-        <w:br/>
-        <w:br/>
-        <w:t>Then it builds all of that into one coherent account.</w:t>
-      </w:r>
-      <w:r>
-        <w:br/>
-        <w:br/>
-        <w:t>This is happening to me.</w:t>
-      </w:r>
-      <w:r>
-        <w:br/>
-        <w:br/>
-        <w:t>I did that.</w:t>
-      </w:r>
-      <w:r>
-        <w:br/>
-        <w:br/>
-        <w:t>I want this.</w:t>
-      </w:r>
-      <w:r>
-        <w:br/>
-        <w:br/>
-        <w:t>I remember that.</w:t>
-      </w:r>
-      <w:r>
-        <w:br/>
-        <w:br/>
-        <w:t>The story can be enormously useful, even if there's no single spot in the brain where “the story” is physically stored.</w:t>
-      </w:r>
-    </w:p>
-    <w:p>
-      <w:pPr>
-        <w:pStyle w:val="Heading1"/>
-        <w:ind w:left="0" w:right="0" w:firstLine="0"/>
-        <w:jc w:val="center"/>
-      </w:pPr>
-      <w:r>
-        <w:t>What If the Self Is More Like a Process Than a Thing?</w:t>
-      </w:r>
-    </w:p>
-    <w:p>
-      <w:pPr>
-        <w:ind w:left="0" w:right="0" w:firstLine="0"/>
-        <w:jc w:val="center"/>
-      </w:pPr>
-      <w:r>
-        <w:t>A whirlpool isn't one particular collection of water molecules.</w:t>
-      </w:r>
-      <w:r>
-        <w:br/>
-        <w:br/>
-        <w:t>The molecules keep changing.</w:t>
-      </w:r>
-      <w:r>
-        <w:br/>
-        <w:br/>
-        <w:t>The pattern of swirling water persists.</w:t>
-      </w:r>
-      <w:r>
-        <w:br/>
-        <w:br/>
-        <w:t>A flame isn't one particular set of molecules either.</w:t>
-      </w:r>
-      <w:r>
-        <w:br/>
-        <w:br/>
-        <w:t>Matter flows through it constantly, while the process of burning stays the same.</w:t>
-      </w:r>
-      <w:r>
-        <w:br/>
-        <w:br/>
-        <w:t>A self might work the same way.</w:t>
-      </w:r>
-      <w:r>
-        <w:br/>
-        <w:br/>
-        <w:t>The atoms in your body change.</w:t>
-      </w:r>
-      <w:r>
-        <w:br/>
-        <w:br/>
-        <w:t>Your memories change.</w:t>
-      </w:r>
-      <w:r>
-        <w:br/>
-        <w:br/>
-        <w:t>Your body changes.</w:t>
-      </w:r>
-      <w:r>
-        <w:br/>
-        <w:br/>
-        <w:t>Your beliefs change.</w:t>
-      </w:r>
-      <w:r>
-        <w:br/>
-        <w:br/>
-        <w:t>And yet a recognizable pattern, you, persists through all of it.</w:t>
-      </w:r>
-      <w:r>
-        <w:br/>
-        <w:br/>
-        <w:t>That's a strange kind of existence to have.</w:t>
-      </w:r>
-      <w:r>
-        <w:br/>
-        <w:br/>
-        <w:t>But biology is full of strange kinds of existence.</w:t>
-      </w:r>
-    </w:p>
-    <w:p>
-      <w:pPr>
-        <w:pStyle w:val="Heading1"/>
-        <w:ind w:left="0" w:right="0" w:firstLine="0"/>
-        <w:jc w:val="center"/>
-      </w:pPr>
-      <w:r>
-        <w:t>The Body Matters</w:t>
-      </w:r>
-    </w:p>
-    <w:p>
-      <w:pPr>
-        <w:ind w:left="0" w:right="0" w:firstLine="0"/>
-        <w:jc w:val="center"/>
-      </w:pPr>
-      <w:r>
-        <w:t>We shouldn't swing too far the other way and picture the mind as pure software, floating free of biology.</w:t>
-      </w:r>
-      <w:r>
-        <w:br/>
-        <w:br/>
-        <w:t>Brains are embodied, meaning they live inside bodies and constantly regulate them.</w:t>
-      </w:r>
-      <w:r>
-        <w:br/>
-        <w:br/>
-        <w:t>They receive nonstop signals from organs.</w:t>
-      </w:r>
-      <w:r>
-        <w:br/>
-        <w:br/>
-        <w:t>They move through physical spaces.</w:t>
-      </w:r>
-      <w:r>
-        <w:br/>
-        <w:br/>
-        <w:t>Hormones alter behavior.</w:t>
-      </w:r>
-      <w:r>
-        <w:br/>
-        <w:br/>
-        <w:t>Hunger changes how you think.</w:t>
-      </w:r>
-      <w:r>
-        <w:br/>
-        <w:br/>
-        <w:t>Pain changes what you pay attention to.</w:t>
-      </w:r>
-      <w:r>
-        <w:br/>
-        <w:br/>
-        <w:t>Sleep changes how your mind works the next day.</w:t>
-      </w:r>
-      <w:r>
-        <w:br/>
-        <w:br/>
-        <w:t>Evolution didn't build an abstract mind first and then bolt on a body afterward.</w:t>
-      </w:r>
-      <w:r>
-        <w:br/>
-        <w:br/>
-        <w:t>It built whole organisms, body and mind together, from the start.</w:t>
-      </w:r>
-    </w:p>
-    <w:p>
-      <w:pPr>
-        <w:pStyle w:val="Heading1"/>
-        <w:ind w:left="0" w:right="0" w:firstLine="0"/>
-        <w:jc w:val="center"/>
-      </w:pPr>
-      <w:r>
-        <w:t>Could the Mind Run on Something Else?</w:t>
-      </w:r>
-    </w:p>
-    <w:p>
-      <w:pPr>
-        <w:ind w:left="0" w:right="0" w:firstLine="0"/>
-        <w:jc w:val="center"/>
-      </w:pPr>
-      <w:r>
-        <w:t>This leads to a provocative question.</w:t>
-      </w:r>
       <w:r>
         <w:br/>
         <w:br/>
@@ -1438,7 +1155,7 @@
     </w:p>
     <w:p>
       <w:pPr>
-        <w:pStyle w:val="Heading1"/>
+        <w:pStyle w:val="Heading2"/>
         <w:ind w:left="0" w:right="0" w:firstLine="0"/>
         <w:jc w:val="center"/>
       </w:pPr>
@@ -1957,16 +1674,17 @@
     <w:pPr>
       <w:keepNext/>
       <w:keepLines/>
-      <w:spacing w:before="200" w:after="0"/>
+      <w:spacing w:before="480" w:after="0"/>
+      <w:jc w:val="center"/>
       <w:outlineLvl w:val="1"/>
     </w:pPr>
     <w:rPr>
-      <w:rFonts w:asciiTheme="majorHAnsi" w:eastAsiaTheme="majorEastAsia" w:hAnsiTheme="majorHAnsi" w:cstheme="majorBidi"/>
+      <w:rFonts w:ascii="Amazon Ember" w:hAnsi="Amazon Ember" w:cs="Amazon Ember"/>
       <w:b/>
       <w:bCs/>
-      <w:color w:val="4F81BD" w:themeColor="accent1"/>
-      <w:sz w:val="26"/>
-      <w:szCs w:val="26"/>
+      <w:color w:val="0000FF"/>
+      <w:sz w:val="36"/>
+      <w:szCs w:val="36"/>
     </w:rPr>
   </w:style>
   <w:style w:type="paragraph" w:styleId="Heading3">
@@ -2174,12 +1892,12 @@
     <w:uiPriority w:val="9"/>
     <w:rsid w:val="00FC693F"/>
     <w:rPr>
-      <w:rFonts w:asciiTheme="majorHAnsi" w:eastAsiaTheme="majorEastAsia" w:hAnsiTheme="majorHAnsi" w:cstheme="majorBidi"/>
+      <w:rFonts w:ascii="Amazon Ember" w:hAnsi="Amazon Ember" w:cs="Amazon Ember"/>
       <w:b/>
       <w:bCs/>
-      <w:color w:val="365F91" w:themeColor="accent1" w:themeShade="BF"/>
-      <w:sz w:val="28"/>
-      <w:szCs w:val="28"/>
+      <w:color w:val="0000FF"/>
+      <w:sz w:val="36"/>
+      <w:szCs w:val="36"/>
     </w:rPr>
   </w:style>
   <w:style w:type="character" w:customStyle="1" w:styleId="Heading2Char">
@@ -2189,12 +1907,12 @@
     <w:uiPriority w:val="9"/>
     <w:rsid w:val="00FC693F"/>
     <w:rPr>
-      <w:rFonts w:asciiTheme="majorHAnsi" w:eastAsiaTheme="majorEastAsia" w:hAnsiTheme="majorHAnsi" w:cstheme="majorBidi"/>
+      <w:rFonts w:ascii="Amazon Ember" w:hAnsi="Amazon Ember" w:cs="Amazon Ember"/>
       <w:b/>
       <w:bCs/>
-      <w:color w:val="4F81BD" w:themeColor="accent1"/>
-      <w:sz w:val="26"/>
-      <w:szCs w:val="26"/>
+      <w:color w:val="0000FF"/>
+      <w:sz w:val="36"/>
+      <w:szCs w:val="36"/>
     </w:rPr>
   </w:style>
   <w:style w:type="character" w:customStyle="1" w:styleId="Heading3Char">
@@ -13559,6 +13277,46 @@
         <w:shd w:val="clear" w:color="auto" w:fill="FBCAA2" w:themeFill="accent6" w:themeFillTint="7F"/>
       </w:tcPr>
     </w:tblStylePr>
+  </w:style>
+  <w:style w:type="paragraph" w:customStyle="1" w:styleId="ChapterLabel">
+    <w:name w:val="Chapter Label"/>
+    <w:basedOn w:val="Normal"/>
+    <w:next w:val="Normal"/>
+    <w:qFormat/>
+    <w:pPr>
+      <w:keepNext/>
+      <w:keepLines/>
+      <w:spacing w:before="480" w:after="0"/>
+      <w:jc w:val="center"/>
+    </w:pPr>
+    <w:rPr>
+      <w:rFonts w:ascii="Amazon Ember" w:hAnsi="Amazon Ember" w:cs="Amazon Ember"/>
+      <w:b/>
+      <w:bCs/>
+      <w:color w:val="0000FF"/>
+      <w:sz w:val="36"/>
+      <w:szCs w:val="36"/>
+    </w:rPr>
+  </w:style>
+  <w:style w:type="paragraph" w:customStyle="1" w:styleId="PartTitle">
+    <w:name w:val="Part Title"/>
+    <w:basedOn w:val="Normal"/>
+    <w:next w:val="Normal"/>
+    <w:qFormat/>
+    <w:pPr>
+      <w:keepNext/>
+      <w:keepLines/>
+      <w:spacing w:before="480" w:after="0"/>
+      <w:jc w:val="center"/>
+    </w:pPr>
+    <w:rPr>
+      <w:rFonts w:ascii="Amazon Ember" w:hAnsi="Amazon Ember" w:cs="Amazon Ember"/>
+      <w:b/>
+      <w:bCs/>
+      <w:color w:val="0000FF"/>
+      <w:sz w:val="36"/>
+      <w:szCs w:val="36"/>
+    </w:rPr>
   </w:style>
 </w:styles>
 </file>

--- a/Evolution/chapters/26 - The Mind's I - Evolution and the Self - Funny.docx
+++ b/Evolution/chapters/26 - The Mind's I - Evolution and the Self - Funny.docx
@@ -9,7 +9,7 @@
         <w:jc w:val="center"/>
       </w:pPr>
       <w:r>
-        <w:t>Life: Science for Everyone</w:t>
+        <w:t>Life: Evolution</w:t>
       </w:r>
     </w:p>
     <w:p>
